--- a/Docker/3 different branches Jenkins jobs of docker container.docx
+++ b/Docker/3 different branches Jenkins jobs of docker container.docx
@@ -78,6 +78,7 @@
       </w:pPr>
       <w:r>
         <w:rPr>
+          <w:noProof/>
           <w:lang w:val="en-US"/>
         </w:rPr>
         <w:drawing>
@@ -150,6 +151,7 @@
       </w:pPr>
       <w:r>
         <w:rPr>
+          <w:noProof/>
           <w:lang w:val="en-US"/>
         </w:rPr>
         <w:drawing>
@@ -222,6 +224,7 @@
       </w:pPr>
       <w:r>
         <w:rPr>
+          <w:noProof/>
           <w:lang w:val="en-US"/>
         </w:rPr>
         <w:drawing>
@@ -276,6 +279,7 @@
       </w:pPr>
       <w:r>
         <w:rPr>
+          <w:noProof/>
           <w:lang w:val="en-US"/>
         </w:rPr>
         <w:lastRenderedPageBreak/>
@@ -361,6 +365,7 @@
       </w:pPr>
       <w:r>
         <w:rPr>
+          <w:noProof/>
           <w:lang w:val="en-US"/>
         </w:rPr>
         <w:drawing>
@@ -415,6 +420,7 @@
       </w:pPr>
       <w:r>
         <w:rPr>
+          <w:noProof/>
           <w:lang w:val="en-US"/>
         </w:rPr>
         <w:drawing>
@@ -469,6 +475,7 @@
       </w:pPr>
       <w:r>
         <w:rPr>
+          <w:noProof/>
           <w:lang w:val="en-US"/>
         </w:rPr>
         <w:drawing>
@@ -564,6 +571,7 @@
       </w:pPr>
       <w:r>
         <w:rPr>
+          <w:noProof/>
           <w:lang w:val="en-US"/>
         </w:rPr>
         <w:drawing>
@@ -654,6 +662,7 @@
       </w:pPr>
       <w:r>
         <w:rPr>
+          <w:noProof/>
           <w:lang w:val="en-US"/>
         </w:rPr>
         <w:drawing>
@@ -726,6 +735,7 @@
       </w:pPr>
       <w:r>
         <w:rPr>
+          <w:noProof/>
           <w:lang w:val="en-US"/>
         </w:rPr>
         <w:lastRenderedPageBreak/>
@@ -775,6 +785,7 @@
       </w:pPr>
       <w:r>
         <w:rPr>
+          <w:noProof/>
           <w:lang w:val="en-US"/>
         </w:rPr>
         <w:drawing>
@@ -831,6 +842,7 @@
       </w:pPr>
       <w:r>
         <w:rPr>
+          <w:noProof/>
           <w:lang w:val="en-US"/>
         </w:rPr>
         <w:drawing>
@@ -1848,6 +1860,7 @@
       </w:pPr>
       <w:r>
         <w:rPr>
+          <w:noProof/>
           <w:lang w:val="en-US"/>
         </w:rPr>
         <w:drawing>
@@ -1927,6 +1940,7 @@
       </w:pPr>
       <w:r>
         <w:rPr>
+          <w:noProof/>
           <w:lang w:val="en-US"/>
         </w:rPr>
         <w:lastRenderedPageBreak/>
@@ -1982,6 +1996,7 @@
       </w:pPr>
       <w:r>
         <w:rPr>
+          <w:noProof/>
           <w:lang w:val="en-US"/>
         </w:rPr>
         <w:drawing>
@@ -2020,6 +2035,2013 @@
           </wp:inline>
         </w:drawing>
       </w:r>
+    </w:p>
+    <w:p>
+      <w:pPr>
+        <w:rPr>
+          <w:lang w:val="en-US"/>
+        </w:rPr>
+      </w:pPr>
+    </w:p>
+    <w:p>
+      <w:pPr>
+        <w:rPr>
+          <w:lang w:val="en-US"/>
+        </w:rPr>
+      </w:pPr>
+      <w:r>
+        <w:rPr>
+          <w:lang w:val="en-US"/>
+        </w:rPr>
+        <w:t>Through declarative pipeline</w:t>
+      </w:r>
+    </w:p>
+    <w:p>
+      <w:pPr>
+        <w:rPr>
+          <w:lang w:val="en-US"/>
+        </w:rPr>
+      </w:pPr>
+      <w:r>
+        <w:rPr>
+          <w:lang w:val="en-US"/>
+        </w:rPr>
+        <w:t xml:space="preserve"> </w:t>
+      </w:r>
+    </w:p>
+    <w:p>
+      <w:pPr>
+        <w:rPr>
+          <w:lang w:val="en-US"/>
+        </w:rPr>
+      </w:pPr>
+    </w:p>
+    <w:p>
+      <w:pPr>
+        <w:shd w:val="clear" w:color="auto" w:fill="1F1F1F"/>
+        <w:spacing w:after="0" w:line="285" w:lineRule="atLeast"/>
+        <w:rPr>
+          <w:rFonts w:ascii="Consolas" w:eastAsia="Times New Roman" w:hAnsi="Consolas" w:cs="Times New Roman"/>
+          <w:color w:val="CCCCCC"/>
+          <w:sz w:val="21"/>
+          <w:szCs w:val="21"/>
+          <w:lang w:eastAsia="en-IN"/>
+        </w:rPr>
+      </w:pPr>
+      <w:r>
+        <w:rPr>
+          <w:rFonts w:ascii="Consolas" w:eastAsia="Times New Roman" w:hAnsi="Consolas" w:cs="Times New Roman"/>
+          <w:color w:val="CCCCCC"/>
+          <w:sz w:val="21"/>
+          <w:szCs w:val="21"/>
+          <w:lang w:eastAsia="en-IN"/>
+        </w:rPr>
+        <w:t>pipeline{</w:t>
+      </w:r>
+    </w:p>
+    <w:p>
+      <w:pPr>
+        <w:shd w:val="clear" w:color="auto" w:fill="1F1F1F"/>
+        <w:spacing w:after="0" w:line="285" w:lineRule="atLeast"/>
+        <w:rPr>
+          <w:rFonts w:ascii="Consolas" w:eastAsia="Times New Roman" w:hAnsi="Consolas" w:cs="Times New Roman"/>
+          <w:color w:val="CCCCCC"/>
+          <w:sz w:val="21"/>
+          <w:szCs w:val="21"/>
+          <w:lang w:eastAsia="en-IN"/>
+        </w:rPr>
+      </w:pPr>
+      <w:r>
+        <w:rPr>
+          <w:rFonts w:ascii="Consolas" w:eastAsia="Times New Roman" w:hAnsi="Consolas" w:cs="Times New Roman"/>
+          <w:color w:val="CCCCCC"/>
+          <w:sz w:val="21"/>
+          <w:szCs w:val="21"/>
+          <w:lang w:eastAsia="en-IN"/>
+        </w:rPr>
+        <w:t>    agent{</w:t>
+      </w:r>
+    </w:p>
+    <w:p>
+      <w:pPr>
+        <w:shd w:val="clear" w:color="auto" w:fill="1F1F1F"/>
+        <w:spacing w:after="0" w:line="285" w:lineRule="atLeast"/>
+        <w:rPr>
+          <w:rFonts w:ascii="Consolas" w:eastAsia="Times New Roman" w:hAnsi="Consolas" w:cs="Times New Roman"/>
+          <w:color w:val="CCCCCC"/>
+          <w:sz w:val="21"/>
+          <w:szCs w:val="21"/>
+          <w:lang w:eastAsia="en-IN"/>
+        </w:rPr>
+      </w:pPr>
+      <w:r>
+        <w:rPr>
+          <w:rFonts w:ascii="Consolas" w:eastAsia="Times New Roman" w:hAnsi="Consolas" w:cs="Times New Roman"/>
+          <w:color w:val="CCCCCC"/>
+          <w:sz w:val="21"/>
+          <w:szCs w:val="21"/>
+          <w:lang w:eastAsia="en-IN"/>
+        </w:rPr>
+        <w:t>    label{</w:t>
+      </w:r>
+    </w:p>
+    <w:p>
+      <w:pPr>
+        <w:shd w:val="clear" w:color="auto" w:fill="1F1F1F"/>
+        <w:spacing w:after="0" w:line="285" w:lineRule="atLeast"/>
+        <w:rPr>
+          <w:rFonts w:ascii="Consolas" w:eastAsia="Times New Roman" w:hAnsi="Consolas" w:cs="Times New Roman"/>
+          <w:color w:val="CCCCCC"/>
+          <w:sz w:val="21"/>
+          <w:szCs w:val="21"/>
+          <w:lang w:eastAsia="en-IN"/>
+        </w:rPr>
+      </w:pPr>
+      <w:r>
+        <w:rPr>
+          <w:rFonts w:ascii="Consolas" w:eastAsia="Times New Roman" w:hAnsi="Consolas" w:cs="Times New Roman"/>
+          <w:color w:val="CCCCCC"/>
+          <w:sz w:val="21"/>
+          <w:szCs w:val="21"/>
+          <w:lang w:eastAsia="en-IN"/>
+        </w:rPr>
+        <w:t xml:space="preserve">        label </w:t>
+      </w:r>
+      <w:r>
+        <w:rPr>
+          <w:rFonts w:ascii="Consolas" w:eastAsia="Times New Roman" w:hAnsi="Consolas" w:cs="Times New Roman"/>
+          <w:color w:val="CE9178"/>
+          <w:sz w:val="21"/>
+          <w:szCs w:val="21"/>
+          <w:lang w:eastAsia="en-IN"/>
+        </w:rPr>
+        <w:t>"built-in"</w:t>
+      </w:r>
+    </w:p>
+    <w:p>
+      <w:pPr>
+        <w:shd w:val="clear" w:color="auto" w:fill="1F1F1F"/>
+        <w:spacing w:after="0" w:line="285" w:lineRule="atLeast"/>
+        <w:rPr>
+          <w:rFonts w:ascii="Consolas" w:eastAsia="Times New Roman" w:hAnsi="Consolas" w:cs="Times New Roman"/>
+          <w:color w:val="CCCCCC"/>
+          <w:sz w:val="21"/>
+          <w:szCs w:val="21"/>
+          <w:lang w:eastAsia="en-IN"/>
+        </w:rPr>
+      </w:pPr>
+      <w:r>
+        <w:rPr>
+          <w:rFonts w:ascii="Consolas" w:eastAsia="Times New Roman" w:hAnsi="Consolas" w:cs="Times New Roman"/>
+          <w:color w:val="CCCCCC"/>
+          <w:sz w:val="21"/>
+          <w:szCs w:val="21"/>
+          <w:lang w:eastAsia="en-IN"/>
+        </w:rPr>
+        <w:t>    }</w:t>
+      </w:r>
+    </w:p>
+    <w:p>
+      <w:pPr>
+        <w:shd w:val="clear" w:color="auto" w:fill="1F1F1F"/>
+        <w:spacing w:after="0" w:line="285" w:lineRule="atLeast"/>
+        <w:rPr>
+          <w:rFonts w:ascii="Consolas" w:eastAsia="Times New Roman" w:hAnsi="Consolas" w:cs="Times New Roman"/>
+          <w:color w:val="CCCCCC"/>
+          <w:sz w:val="21"/>
+          <w:szCs w:val="21"/>
+          <w:lang w:eastAsia="en-IN"/>
+        </w:rPr>
+      </w:pPr>
+      <w:r>
+        <w:rPr>
+          <w:rFonts w:ascii="Consolas" w:eastAsia="Times New Roman" w:hAnsi="Consolas" w:cs="Times New Roman"/>
+          <w:color w:val="CCCCCC"/>
+          <w:sz w:val="21"/>
+          <w:szCs w:val="21"/>
+          <w:lang w:eastAsia="en-IN"/>
+        </w:rPr>
+        <w:t>    }</w:t>
+      </w:r>
+    </w:p>
+    <w:p>
+      <w:pPr>
+        <w:shd w:val="clear" w:color="auto" w:fill="1F1F1F"/>
+        <w:spacing w:after="0" w:line="285" w:lineRule="atLeast"/>
+        <w:rPr>
+          <w:rFonts w:ascii="Consolas" w:eastAsia="Times New Roman" w:hAnsi="Consolas" w:cs="Times New Roman"/>
+          <w:color w:val="CCCCCC"/>
+          <w:sz w:val="21"/>
+          <w:szCs w:val="21"/>
+          <w:lang w:eastAsia="en-IN"/>
+        </w:rPr>
+      </w:pPr>
+      <w:r>
+        <w:rPr>
+          <w:rFonts w:ascii="Consolas" w:eastAsia="Times New Roman" w:hAnsi="Consolas" w:cs="Times New Roman"/>
+          <w:color w:val="CCCCCC"/>
+          <w:sz w:val="21"/>
+          <w:szCs w:val="21"/>
+          <w:lang w:eastAsia="en-IN"/>
+        </w:rPr>
+        <w:t>    stages{</w:t>
+      </w:r>
+    </w:p>
+    <w:p>
+      <w:pPr>
+        <w:shd w:val="clear" w:color="auto" w:fill="1F1F1F"/>
+        <w:spacing w:after="0" w:line="285" w:lineRule="atLeast"/>
+        <w:rPr>
+          <w:rFonts w:ascii="Consolas" w:eastAsia="Times New Roman" w:hAnsi="Consolas" w:cs="Times New Roman"/>
+          <w:color w:val="CCCCCC"/>
+          <w:sz w:val="21"/>
+          <w:szCs w:val="21"/>
+          <w:lang w:eastAsia="en-IN"/>
+        </w:rPr>
+      </w:pPr>
+      <w:r>
+        <w:rPr>
+          <w:rFonts w:ascii="Consolas" w:eastAsia="Times New Roman" w:hAnsi="Consolas" w:cs="Times New Roman"/>
+          <w:color w:val="CCCCCC"/>
+          <w:sz w:val="21"/>
+          <w:szCs w:val="21"/>
+          <w:lang w:eastAsia="en-IN"/>
+        </w:rPr>
+        <w:t>        stage(</w:t>
+      </w:r>
+      <w:r>
+        <w:rPr>
+          <w:rFonts w:ascii="Consolas" w:eastAsia="Times New Roman" w:hAnsi="Consolas" w:cs="Times New Roman"/>
+          <w:color w:val="CE9178"/>
+          <w:sz w:val="21"/>
+          <w:szCs w:val="21"/>
+          <w:lang w:eastAsia="en-IN"/>
+        </w:rPr>
+        <w:t>"Git Clone"</w:t>
+      </w:r>
+      <w:r>
+        <w:rPr>
+          <w:rFonts w:ascii="Consolas" w:eastAsia="Times New Roman" w:hAnsi="Consolas" w:cs="Times New Roman"/>
+          <w:color w:val="CCCCCC"/>
+          <w:sz w:val="21"/>
+          <w:szCs w:val="21"/>
+          <w:lang w:eastAsia="en-IN"/>
+        </w:rPr>
+        <w:t>){</w:t>
+      </w:r>
+    </w:p>
+    <w:p>
+      <w:pPr>
+        <w:shd w:val="clear" w:color="auto" w:fill="1F1F1F"/>
+        <w:spacing w:after="0" w:line="285" w:lineRule="atLeast"/>
+        <w:rPr>
+          <w:rFonts w:ascii="Consolas" w:eastAsia="Times New Roman" w:hAnsi="Consolas" w:cs="Times New Roman"/>
+          <w:color w:val="CCCCCC"/>
+          <w:sz w:val="21"/>
+          <w:szCs w:val="21"/>
+          <w:lang w:eastAsia="en-IN"/>
+        </w:rPr>
+      </w:pPr>
+      <w:r>
+        <w:rPr>
+          <w:rFonts w:ascii="Consolas" w:eastAsia="Times New Roman" w:hAnsi="Consolas" w:cs="Times New Roman"/>
+          <w:color w:val="CCCCCC"/>
+          <w:sz w:val="21"/>
+          <w:szCs w:val="21"/>
+          <w:lang w:eastAsia="en-IN"/>
+        </w:rPr>
+        <w:t>            steps{</w:t>
+      </w:r>
+    </w:p>
+    <w:p>
+      <w:pPr>
+        <w:shd w:val="clear" w:color="auto" w:fill="1F1F1F"/>
+        <w:spacing w:after="0" w:line="285" w:lineRule="atLeast"/>
+        <w:rPr>
+          <w:rFonts w:ascii="Consolas" w:eastAsia="Times New Roman" w:hAnsi="Consolas" w:cs="Times New Roman"/>
+          <w:color w:val="CCCCCC"/>
+          <w:sz w:val="21"/>
+          <w:szCs w:val="21"/>
+          <w:lang w:eastAsia="en-IN"/>
+        </w:rPr>
+      </w:pPr>
+      <w:r>
+        <w:rPr>
+          <w:rFonts w:ascii="Consolas" w:eastAsia="Times New Roman" w:hAnsi="Consolas" w:cs="Times New Roman"/>
+          <w:color w:val="CCCCCC"/>
+          <w:sz w:val="21"/>
+          <w:szCs w:val="21"/>
+          <w:lang w:eastAsia="en-IN"/>
+        </w:rPr>
+        <w:t xml:space="preserve">                sh </w:t>
+      </w:r>
+      <w:r>
+        <w:rPr>
+          <w:rFonts w:ascii="Consolas" w:eastAsia="Times New Roman" w:hAnsi="Consolas" w:cs="Times New Roman"/>
+          <w:color w:val="CE9178"/>
+          <w:sz w:val="21"/>
+          <w:szCs w:val="21"/>
+          <w:lang w:eastAsia="en-IN"/>
+        </w:rPr>
+        <w:t>'''</w:t>
+      </w:r>
+    </w:p>
+    <w:p>
+      <w:pPr>
+        <w:shd w:val="clear" w:color="auto" w:fill="1F1F1F"/>
+        <w:spacing w:after="0" w:line="285" w:lineRule="atLeast"/>
+        <w:rPr>
+          <w:rFonts w:ascii="Consolas" w:eastAsia="Times New Roman" w:hAnsi="Consolas" w:cs="Times New Roman"/>
+          <w:color w:val="CCCCCC"/>
+          <w:sz w:val="21"/>
+          <w:szCs w:val="21"/>
+          <w:lang w:eastAsia="en-IN"/>
+        </w:rPr>
+      </w:pPr>
+      <w:r>
+        <w:rPr>
+          <w:rFonts w:ascii="Consolas" w:eastAsia="Times New Roman" w:hAnsi="Consolas" w:cs="Times New Roman"/>
+          <w:color w:val="CE9178"/>
+          <w:sz w:val="21"/>
+          <w:szCs w:val="21"/>
+          <w:lang w:eastAsia="en-IN"/>
+        </w:rPr>
+        <w:t>                 </w:t>
+      </w:r>
+    </w:p>
+    <w:p>
+      <w:pPr>
+        <w:shd w:val="clear" w:color="auto" w:fill="1F1F1F"/>
+        <w:spacing w:after="0" w:line="285" w:lineRule="atLeast"/>
+        <w:rPr>
+          <w:rFonts w:ascii="Consolas" w:eastAsia="Times New Roman" w:hAnsi="Consolas" w:cs="Times New Roman"/>
+          <w:color w:val="CCCCCC"/>
+          <w:sz w:val="21"/>
+          <w:szCs w:val="21"/>
+          <w:lang w:eastAsia="en-IN"/>
+        </w:rPr>
+      </w:pPr>
+      <w:r>
+        <w:rPr>
+          <w:rFonts w:ascii="Consolas" w:eastAsia="Times New Roman" w:hAnsi="Consolas" w:cs="Times New Roman"/>
+          <w:color w:val="CE9178"/>
+          <w:sz w:val="21"/>
+          <w:szCs w:val="21"/>
+          <w:lang w:eastAsia="en-IN"/>
+        </w:rPr>
+        <w:t>                 cd /mnt</w:t>
+      </w:r>
+    </w:p>
+    <w:p>
+      <w:pPr>
+        <w:shd w:val="clear" w:color="auto" w:fill="1F1F1F"/>
+        <w:spacing w:after="0" w:line="285" w:lineRule="atLeast"/>
+        <w:rPr>
+          <w:rFonts w:ascii="Consolas" w:eastAsia="Times New Roman" w:hAnsi="Consolas" w:cs="Times New Roman"/>
+          <w:color w:val="CCCCCC"/>
+          <w:sz w:val="21"/>
+          <w:szCs w:val="21"/>
+          <w:lang w:eastAsia="en-IN"/>
+        </w:rPr>
+      </w:pPr>
+      <w:r>
+        <w:rPr>
+          <w:rFonts w:ascii="Consolas" w:eastAsia="Times New Roman" w:hAnsi="Consolas" w:cs="Times New Roman"/>
+          <w:color w:val="CE9178"/>
+          <w:sz w:val="21"/>
+          <w:szCs w:val="21"/>
+          <w:lang w:eastAsia="en-IN"/>
+        </w:rPr>
+        <w:t>                 rm -rf docker</w:t>
+      </w:r>
+    </w:p>
+    <w:p>
+      <w:pPr>
+        <w:shd w:val="clear" w:color="auto" w:fill="1F1F1F"/>
+        <w:spacing w:after="0" w:line="285" w:lineRule="atLeast"/>
+        <w:rPr>
+          <w:rFonts w:ascii="Consolas" w:eastAsia="Times New Roman" w:hAnsi="Consolas" w:cs="Times New Roman"/>
+          <w:color w:val="CCCCCC"/>
+          <w:sz w:val="21"/>
+          <w:szCs w:val="21"/>
+          <w:lang w:eastAsia="en-IN"/>
+        </w:rPr>
+      </w:pPr>
+      <w:r>
+        <w:rPr>
+          <w:rFonts w:ascii="Consolas" w:eastAsia="Times New Roman" w:hAnsi="Consolas" w:cs="Times New Roman"/>
+          <w:color w:val="CE9178"/>
+          <w:sz w:val="21"/>
+          <w:szCs w:val="21"/>
+          <w:lang w:eastAsia="en-IN"/>
+        </w:rPr>
+        <w:t>                git clone 'https://github.com/tusharchavan412/docker.git' -b 2024Q1</w:t>
+      </w:r>
+    </w:p>
+    <w:p>
+      <w:pPr>
+        <w:shd w:val="clear" w:color="auto" w:fill="1F1F1F"/>
+        <w:spacing w:after="0" w:line="285" w:lineRule="atLeast"/>
+        <w:rPr>
+          <w:rFonts w:ascii="Consolas" w:eastAsia="Times New Roman" w:hAnsi="Consolas" w:cs="Times New Roman"/>
+          <w:color w:val="CCCCCC"/>
+          <w:sz w:val="21"/>
+          <w:szCs w:val="21"/>
+          <w:lang w:eastAsia="en-IN"/>
+        </w:rPr>
+      </w:pPr>
+      <w:r>
+        <w:rPr>
+          <w:rFonts w:ascii="Consolas" w:eastAsia="Times New Roman" w:hAnsi="Consolas" w:cs="Times New Roman"/>
+          <w:color w:val="CE9178"/>
+          <w:sz w:val="21"/>
+          <w:szCs w:val="21"/>
+          <w:lang w:eastAsia="en-IN"/>
+        </w:rPr>
+        <w:t>                 docker cp /mnt/docker/index.html e23d98762938:/usr/local/apache2/htdocs</w:t>
+      </w:r>
+    </w:p>
+    <w:p>
+      <w:pPr>
+        <w:shd w:val="clear" w:color="auto" w:fill="1F1F1F"/>
+        <w:spacing w:after="0" w:line="285" w:lineRule="atLeast"/>
+        <w:rPr>
+          <w:rFonts w:ascii="Consolas" w:eastAsia="Times New Roman" w:hAnsi="Consolas" w:cs="Times New Roman"/>
+          <w:color w:val="CCCCCC"/>
+          <w:sz w:val="21"/>
+          <w:szCs w:val="21"/>
+          <w:lang w:eastAsia="en-IN"/>
+        </w:rPr>
+      </w:pPr>
+    </w:p>
+    <w:p>
+      <w:pPr>
+        <w:shd w:val="clear" w:color="auto" w:fill="1F1F1F"/>
+        <w:spacing w:after="0" w:line="285" w:lineRule="atLeast"/>
+        <w:rPr>
+          <w:rFonts w:ascii="Consolas" w:eastAsia="Times New Roman" w:hAnsi="Consolas" w:cs="Times New Roman"/>
+          <w:color w:val="CCCCCC"/>
+          <w:sz w:val="21"/>
+          <w:szCs w:val="21"/>
+          <w:lang w:eastAsia="en-IN"/>
+        </w:rPr>
+      </w:pPr>
+      <w:r>
+        <w:rPr>
+          <w:rFonts w:ascii="Consolas" w:eastAsia="Times New Roman" w:hAnsi="Consolas" w:cs="Times New Roman"/>
+          <w:color w:val="CE9178"/>
+          <w:sz w:val="21"/>
+          <w:szCs w:val="21"/>
+          <w:lang w:eastAsia="en-IN"/>
+        </w:rPr>
+        <w:t>            '''</w:t>
+      </w:r>
+    </w:p>
+    <w:p>
+      <w:pPr>
+        <w:shd w:val="clear" w:color="auto" w:fill="1F1F1F"/>
+        <w:spacing w:after="0" w:line="285" w:lineRule="atLeast"/>
+        <w:rPr>
+          <w:rFonts w:ascii="Consolas" w:eastAsia="Times New Roman" w:hAnsi="Consolas" w:cs="Times New Roman"/>
+          <w:color w:val="CCCCCC"/>
+          <w:sz w:val="21"/>
+          <w:szCs w:val="21"/>
+          <w:lang w:eastAsia="en-IN"/>
+        </w:rPr>
+      </w:pPr>
+      <w:r>
+        <w:rPr>
+          <w:rFonts w:ascii="Consolas" w:eastAsia="Times New Roman" w:hAnsi="Consolas" w:cs="Times New Roman"/>
+          <w:color w:val="CCCCCC"/>
+          <w:sz w:val="21"/>
+          <w:szCs w:val="21"/>
+          <w:lang w:eastAsia="en-IN"/>
+        </w:rPr>
+        <w:lastRenderedPageBreak/>
+        <w:t>            }</w:t>
+      </w:r>
+    </w:p>
+    <w:p>
+      <w:pPr>
+        <w:shd w:val="clear" w:color="auto" w:fill="1F1F1F"/>
+        <w:spacing w:after="0" w:line="285" w:lineRule="atLeast"/>
+        <w:rPr>
+          <w:rFonts w:ascii="Consolas" w:eastAsia="Times New Roman" w:hAnsi="Consolas" w:cs="Times New Roman"/>
+          <w:color w:val="CCCCCC"/>
+          <w:sz w:val="21"/>
+          <w:szCs w:val="21"/>
+          <w:lang w:eastAsia="en-IN"/>
+        </w:rPr>
+      </w:pPr>
+      <w:r>
+        <w:rPr>
+          <w:rFonts w:ascii="Consolas" w:eastAsia="Times New Roman" w:hAnsi="Consolas" w:cs="Times New Roman"/>
+          <w:color w:val="CCCCCC"/>
+          <w:sz w:val="21"/>
+          <w:szCs w:val="21"/>
+          <w:lang w:eastAsia="en-IN"/>
+        </w:rPr>
+        <w:t>        }</w:t>
+      </w:r>
+    </w:p>
+    <w:p>
+      <w:pPr>
+        <w:shd w:val="clear" w:color="auto" w:fill="1F1F1F"/>
+        <w:spacing w:after="0" w:line="285" w:lineRule="atLeast"/>
+        <w:rPr>
+          <w:rFonts w:ascii="Consolas" w:eastAsia="Times New Roman" w:hAnsi="Consolas" w:cs="Times New Roman"/>
+          <w:color w:val="CCCCCC"/>
+          <w:sz w:val="21"/>
+          <w:szCs w:val="21"/>
+          <w:lang w:eastAsia="en-IN"/>
+        </w:rPr>
+      </w:pPr>
+      <w:r>
+        <w:rPr>
+          <w:rFonts w:ascii="Consolas" w:eastAsia="Times New Roman" w:hAnsi="Consolas" w:cs="Times New Roman"/>
+          <w:color w:val="CCCCCC"/>
+          <w:sz w:val="21"/>
+          <w:szCs w:val="21"/>
+          <w:lang w:eastAsia="en-IN"/>
+        </w:rPr>
+        <w:t xml:space="preserve">    }   </w:t>
+      </w:r>
+    </w:p>
+    <w:p>
+      <w:pPr>
+        <w:shd w:val="clear" w:color="auto" w:fill="1F1F1F"/>
+        <w:spacing w:after="0" w:line="285" w:lineRule="atLeast"/>
+        <w:rPr>
+          <w:rFonts w:ascii="Consolas" w:eastAsia="Times New Roman" w:hAnsi="Consolas" w:cs="Times New Roman"/>
+          <w:color w:val="CCCCCC"/>
+          <w:sz w:val="21"/>
+          <w:szCs w:val="21"/>
+          <w:lang w:eastAsia="en-IN"/>
+        </w:rPr>
+      </w:pPr>
+      <w:r>
+        <w:rPr>
+          <w:rFonts w:ascii="Consolas" w:eastAsia="Times New Roman" w:hAnsi="Consolas" w:cs="Times New Roman"/>
+          <w:color w:val="CCCCCC"/>
+          <w:sz w:val="21"/>
+          <w:szCs w:val="21"/>
+          <w:lang w:eastAsia="en-IN"/>
+        </w:rPr>
+        <w:t>}</w:t>
+      </w:r>
+    </w:p>
+    <w:p>
+      <w:pPr>
+        <w:rPr>
+          <w:lang w:val="en-US"/>
+        </w:rPr>
+      </w:pPr>
+    </w:p>
+    <w:p>
+      <w:pPr>
+        <w:rPr>
+          <w:lang w:val="en-US"/>
+        </w:rPr>
+      </w:pPr>
+    </w:p>
+    <w:p>
+      <w:pPr>
+        <w:rPr>
+          <w:lang w:val="en-US"/>
+        </w:rPr>
+      </w:pPr>
+      <w:r>
+        <w:rPr>
+          <w:lang w:val="en-US"/>
+        </w:rPr>
+        <w:t>Create three Job for different branches</w:t>
+      </w:r>
+    </w:p>
+    <w:p>
+      <w:pPr>
+        <w:rPr>
+          <w:lang w:val="en-US"/>
+        </w:rPr>
+      </w:pPr>
+      <w:r>
+        <w:rPr>
+          <w:lang w:val="en-US"/>
+        </w:rPr>
+        <w:t xml:space="preserve">Output:- </w:t>
+      </w:r>
+    </w:p>
+    <w:p>
+      <w:pPr>
+        <w:rPr>
+          <w:lang w:val="en-US"/>
+        </w:rPr>
+      </w:pPr>
+    </w:p>
+    <w:p>
+      <w:pPr>
+        <w:rPr>
+          <w:lang w:val="en-US"/>
+        </w:rPr>
+      </w:pPr>
+      <w:r>
+        <w:rPr>
+          <w:lang w:val="en-US"/>
+        </w:rPr>
+        <w:drawing>
+          <wp:inline distT="0" distB="0" distL="0" distR="0" wp14:anchorId="4A15E6B0" wp14:editId="528CC713">
+            <wp:extent cx="5731510" cy="2229485"/>
+            <wp:effectExtent l="0" t="0" r="2540" b="0"/>
+            <wp:docPr id="16" name="Picture 16"/>
+            <wp:cNvGraphicFramePr>
+              <a:graphicFrameLocks xmlns:a="http://schemas.openxmlformats.org/drawingml/2006/main" noChangeAspect="1"/>
+            </wp:cNvGraphicFramePr>
+            <a:graphic xmlns:a="http://schemas.openxmlformats.org/drawingml/2006/main">
+              <a:graphicData uri="http://schemas.openxmlformats.org/drawingml/2006/picture">
+                <pic:pic xmlns:pic="http://schemas.openxmlformats.org/drawingml/2006/picture">
+                  <pic:nvPicPr>
+                    <pic:cNvPr id="1" name=""/>
+                    <pic:cNvPicPr/>
+                  </pic:nvPicPr>
+                  <pic:blipFill>
+                    <a:blip r:embed="rId24"/>
+                    <a:stretch>
+                      <a:fillRect/>
+                    </a:stretch>
+                  </pic:blipFill>
+                  <pic:spPr>
+                    <a:xfrm>
+                      <a:off x="0" y="0"/>
+                      <a:ext cx="5731510" cy="2229485"/>
+                    </a:xfrm>
+                    <a:prstGeom prst="rect">
+                      <a:avLst/>
+                    </a:prstGeom>
+                  </pic:spPr>
+                </pic:pic>
+              </a:graphicData>
+            </a:graphic>
+          </wp:inline>
+        </w:drawing>
+      </w:r>
+    </w:p>
+    <w:p>
+      <w:pPr>
+        <w:rPr>
+          <w:lang w:val="en-US"/>
+        </w:rPr>
+      </w:pPr>
+    </w:p>
+    <w:p>
+      <w:pPr>
+        <w:shd w:val="clear" w:color="auto" w:fill="1F1F1F"/>
+        <w:spacing w:after="0" w:line="285" w:lineRule="atLeast"/>
+        <w:rPr>
+          <w:rFonts w:ascii="Consolas" w:eastAsia="Times New Roman" w:hAnsi="Consolas" w:cs="Times New Roman"/>
+          <w:color w:val="CCCCCC"/>
+          <w:sz w:val="21"/>
+          <w:szCs w:val="21"/>
+          <w:lang w:eastAsia="en-IN"/>
+        </w:rPr>
+      </w:pPr>
+      <w:r>
+        <w:rPr>
+          <w:rFonts w:ascii="Consolas" w:eastAsia="Times New Roman" w:hAnsi="Consolas" w:cs="Times New Roman"/>
+          <w:color w:val="CCCCCC"/>
+          <w:sz w:val="21"/>
+          <w:szCs w:val="21"/>
+          <w:lang w:eastAsia="en-IN"/>
+        </w:rPr>
+        <w:t>pipeline{</w:t>
+      </w:r>
+    </w:p>
+    <w:p>
+      <w:pPr>
+        <w:shd w:val="clear" w:color="auto" w:fill="1F1F1F"/>
+        <w:spacing w:after="0" w:line="285" w:lineRule="atLeast"/>
+        <w:rPr>
+          <w:rFonts w:ascii="Consolas" w:eastAsia="Times New Roman" w:hAnsi="Consolas" w:cs="Times New Roman"/>
+          <w:color w:val="CCCCCC"/>
+          <w:sz w:val="21"/>
+          <w:szCs w:val="21"/>
+          <w:lang w:eastAsia="en-IN"/>
+        </w:rPr>
+      </w:pPr>
+      <w:r>
+        <w:rPr>
+          <w:rFonts w:ascii="Consolas" w:eastAsia="Times New Roman" w:hAnsi="Consolas" w:cs="Times New Roman"/>
+          <w:color w:val="CCCCCC"/>
+          <w:sz w:val="21"/>
+          <w:szCs w:val="21"/>
+          <w:lang w:eastAsia="en-IN"/>
+        </w:rPr>
+        <w:t>    agent{</w:t>
+      </w:r>
+    </w:p>
+    <w:p>
+      <w:pPr>
+        <w:shd w:val="clear" w:color="auto" w:fill="1F1F1F"/>
+        <w:spacing w:after="0" w:line="285" w:lineRule="atLeast"/>
+        <w:rPr>
+          <w:rFonts w:ascii="Consolas" w:eastAsia="Times New Roman" w:hAnsi="Consolas" w:cs="Times New Roman"/>
+          <w:color w:val="CCCCCC"/>
+          <w:sz w:val="21"/>
+          <w:szCs w:val="21"/>
+          <w:lang w:eastAsia="en-IN"/>
+        </w:rPr>
+      </w:pPr>
+      <w:r>
+        <w:rPr>
+          <w:rFonts w:ascii="Consolas" w:eastAsia="Times New Roman" w:hAnsi="Consolas" w:cs="Times New Roman"/>
+          <w:color w:val="CCCCCC"/>
+          <w:sz w:val="21"/>
+          <w:szCs w:val="21"/>
+          <w:lang w:eastAsia="en-IN"/>
+        </w:rPr>
+        <w:t>    label{</w:t>
+      </w:r>
+    </w:p>
+    <w:p>
+      <w:pPr>
+        <w:shd w:val="clear" w:color="auto" w:fill="1F1F1F"/>
+        <w:spacing w:after="0" w:line="285" w:lineRule="atLeast"/>
+        <w:rPr>
+          <w:rFonts w:ascii="Consolas" w:eastAsia="Times New Roman" w:hAnsi="Consolas" w:cs="Times New Roman"/>
+          <w:color w:val="CCCCCC"/>
+          <w:sz w:val="21"/>
+          <w:szCs w:val="21"/>
+          <w:lang w:eastAsia="en-IN"/>
+        </w:rPr>
+      </w:pPr>
+      <w:r>
+        <w:rPr>
+          <w:rFonts w:ascii="Consolas" w:eastAsia="Times New Roman" w:hAnsi="Consolas" w:cs="Times New Roman"/>
+          <w:color w:val="CCCCCC"/>
+          <w:sz w:val="21"/>
+          <w:szCs w:val="21"/>
+          <w:lang w:eastAsia="en-IN"/>
+        </w:rPr>
+        <w:t xml:space="preserve">        label </w:t>
+      </w:r>
+      <w:r>
+        <w:rPr>
+          <w:rFonts w:ascii="Consolas" w:eastAsia="Times New Roman" w:hAnsi="Consolas" w:cs="Times New Roman"/>
+          <w:color w:val="CE9178"/>
+          <w:sz w:val="21"/>
+          <w:szCs w:val="21"/>
+          <w:lang w:eastAsia="en-IN"/>
+        </w:rPr>
+        <w:t>"built-in"</w:t>
+      </w:r>
+    </w:p>
+    <w:p>
+      <w:pPr>
+        <w:shd w:val="clear" w:color="auto" w:fill="1F1F1F"/>
+        <w:spacing w:after="0" w:line="285" w:lineRule="atLeast"/>
+        <w:rPr>
+          <w:rFonts w:ascii="Consolas" w:eastAsia="Times New Roman" w:hAnsi="Consolas" w:cs="Times New Roman"/>
+          <w:color w:val="CCCCCC"/>
+          <w:sz w:val="21"/>
+          <w:szCs w:val="21"/>
+          <w:lang w:eastAsia="en-IN"/>
+        </w:rPr>
+      </w:pPr>
+      <w:r>
+        <w:rPr>
+          <w:rFonts w:ascii="Consolas" w:eastAsia="Times New Roman" w:hAnsi="Consolas" w:cs="Times New Roman"/>
+          <w:color w:val="CCCCCC"/>
+          <w:sz w:val="21"/>
+          <w:szCs w:val="21"/>
+          <w:lang w:eastAsia="en-IN"/>
+        </w:rPr>
+        <w:t>    }</w:t>
+      </w:r>
+    </w:p>
+    <w:p>
+      <w:pPr>
+        <w:shd w:val="clear" w:color="auto" w:fill="1F1F1F"/>
+        <w:spacing w:after="0" w:line="285" w:lineRule="atLeast"/>
+        <w:rPr>
+          <w:rFonts w:ascii="Consolas" w:eastAsia="Times New Roman" w:hAnsi="Consolas" w:cs="Times New Roman"/>
+          <w:color w:val="CCCCCC"/>
+          <w:sz w:val="21"/>
+          <w:szCs w:val="21"/>
+          <w:lang w:eastAsia="en-IN"/>
+        </w:rPr>
+      </w:pPr>
+      <w:r>
+        <w:rPr>
+          <w:rFonts w:ascii="Consolas" w:eastAsia="Times New Roman" w:hAnsi="Consolas" w:cs="Times New Roman"/>
+          <w:color w:val="CCCCCC"/>
+          <w:sz w:val="21"/>
+          <w:szCs w:val="21"/>
+          <w:lang w:eastAsia="en-IN"/>
+        </w:rPr>
+        <w:t>    }</w:t>
+      </w:r>
+    </w:p>
+    <w:p>
+      <w:pPr>
+        <w:shd w:val="clear" w:color="auto" w:fill="1F1F1F"/>
+        <w:spacing w:after="0" w:line="285" w:lineRule="atLeast"/>
+        <w:rPr>
+          <w:rFonts w:ascii="Consolas" w:eastAsia="Times New Roman" w:hAnsi="Consolas" w:cs="Times New Roman"/>
+          <w:color w:val="CCCCCC"/>
+          <w:sz w:val="21"/>
+          <w:szCs w:val="21"/>
+          <w:lang w:eastAsia="en-IN"/>
+        </w:rPr>
+      </w:pPr>
+      <w:r>
+        <w:rPr>
+          <w:rFonts w:ascii="Consolas" w:eastAsia="Times New Roman" w:hAnsi="Consolas" w:cs="Times New Roman"/>
+          <w:color w:val="CCCCCC"/>
+          <w:sz w:val="21"/>
+          <w:szCs w:val="21"/>
+          <w:lang w:eastAsia="en-IN"/>
+        </w:rPr>
+        <w:t>    stages{</w:t>
+      </w:r>
+    </w:p>
+    <w:p>
+      <w:pPr>
+        <w:shd w:val="clear" w:color="auto" w:fill="1F1F1F"/>
+        <w:spacing w:after="0" w:line="285" w:lineRule="atLeast"/>
+        <w:rPr>
+          <w:rFonts w:ascii="Consolas" w:eastAsia="Times New Roman" w:hAnsi="Consolas" w:cs="Times New Roman"/>
+          <w:color w:val="CCCCCC"/>
+          <w:sz w:val="21"/>
+          <w:szCs w:val="21"/>
+          <w:lang w:eastAsia="en-IN"/>
+        </w:rPr>
+      </w:pPr>
+      <w:r>
+        <w:rPr>
+          <w:rFonts w:ascii="Consolas" w:eastAsia="Times New Roman" w:hAnsi="Consolas" w:cs="Times New Roman"/>
+          <w:color w:val="CCCCCC"/>
+          <w:sz w:val="21"/>
+          <w:szCs w:val="21"/>
+          <w:lang w:eastAsia="en-IN"/>
+        </w:rPr>
+        <w:t>        stage(</w:t>
+      </w:r>
+      <w:r>
+        <w:rPr>
+          <w:rFonts w:ascii="Consolas" w:eastAsia="Times New Roman" w:hAnsi="Consolas" w:cs="Times New Roman"/>
+          <w:color w:val="CE9178"/>
+          <w:sz w:val="21"/>
+          <w:szCs w:val="21"/>
+          <w:lang w:eastAsia="en-IN"/>
+        </w:rPr>
+        <w:t>"Git Clone"</w:t>
+      </w:r>
+      <w:r>
+        <w:rPr>
+          <w:rFonts w:ascii="Consolas" w:eastAsia="Times New Roman" w:hAnsi="Consolas" w:cs="Times New Roman"/>
+          <w:color w:val="CCCCCC"/>
+          <w:sz w:val="21"/>
+          <w:szCs w:val="21"/>
+          <w:lang w:eastAsia="en-IN"/>
+        </w:rPr>
+        <w:t>){</w:t>
+      </w:r>
+    </w:p>
+    <w:p>
+      <w:pPr>
+        <w:shd w:val="clear" w:color="auto" w:fill="1F1F1F"/>
+        <w:spacing w:after="0" w:line="285" w:lineRule="atLeast"/>
+        <w:rPr>
+          <w:rFonts w:ascii="Consolas" w:eastAsia="Times New Roman" w:hAnsi="Consolas" w:cs="Times New Roman"/>
+          <w:color w:val="CCCCCC"/>
+          <w:sz w:val="21"/>
+          <w:szCs w:val="21"/>
+          <w:lang w:eastAsia="en-IN"/>
+        </w:rPr>
+      </w:pPr>
+      <w:r>
+        <w:rPr>
+          <w:rFonts w:ascii="Consolas" w:eastAsia="Times New Roman" w:hAnsi="Consolas" w:cs="Times New Roman"/>
+          <w:color w:val="CCCCCC"/>
+          <w:sz w:val="21"/>
+          <w:szCs w:val="21"/>
+          <w:lang w:eastAsia="en-IN"/>
+        </w:rPr>
+        <w:t>            steps{</w:t>
+      </w:r>
+    </w:p>
+    <w:p>
+      <w:pPr>
+        <w:shd w:val="clear" w:color="auto" w:fill="1F1F1F"/>
+        <w:spacing w:after="0" w:line="285" w:lineRule="atLeast"/>
+        <w:rPr>
+          <w:rFonts w:ascii="Consolas" w:eastAsia="Times New Roman" w:hAnsi="Consolas" w:cs="Times New Roman"/>
+          <w:color w:val="CCCCCC"/>
+          <w:sz w:val="21"/>
+          <w:szCs w:val="21"/>
+          <w:lang w:eastAsia="en-IN"/>
+        </w:rPr>
+      </w:pPr>
+      <w:r>
+        <w:rPr>
+          <w:rFonts w:ascii="Consolas" w:eastAsia="Times New Roman" w:hAnsi="Consolas" w:cs="Times New Roman"/>
+          <w:color w:val="CCCCCC"/>
+          <w:sz w:val="21"/>
+          <w:szCs w:val="21"/>
+          <w:lang w:eastAsia="en-IN"/>
+        </w:rPr>
+        <w:t xml:space="preserve">                sh </w:t>
+      </w:r>
+      <w:r>
+        <w:rPr>
+          <w:rFonts w:ascii="Consolas" w:eastAsia="Times New Roman" w:hAnsi="Consolas" w:cs="Times New Roman"/>
+          <w:color w:val="CE9178"/>
+          <w:sz w:val="21"/>
+          <w:szCs w:val="21"/>
+          <w:lang w:eastAsia="en-IN"/>
+        </w:rPr>
+        <w:t>'''</w:t>
+      </w:r>
+    </w:p>
+    <w:p>
+      <w:pPr>
+        <w:shd w:val="clear" w:color="auto" w:fill="1F1F1F"/>
+        <w:spacing w:after="0" w:line="285" w:lineRule="atLeast"/>
+        <w:rPr>
+          <w:rFonts w:ascii="Consolas" w:eastAsia="Times New Roman" w:hAnsi="Consolas" w:cs="Times New Roman"/>
+          <w:color w:val="CCCCCC"/>
+          <w:sz w:val="21"/>
+          <w:szCs w:val="21"/>
+          <w:lang w:eastAsia="en-IN"/>
+        </w:rPr>
+      </w:pPr>
+      <w:r>
+        <w:rPr>
+          <w:rFonts w:ascii="Consolas" w:eastAsia="Times New Roman" w:hAnsi="Consolas" w:cs="Times New Roman"/>
+          <w:color w:val="CE9178"/>
+          <w:sz w:val="21"/>
+          <w:szCs w:val="21"/>
+          <w:lang w:eastAsia="en-IN"/>
+        </w:rPr>
+        <w:t>                 </w:t>
+      </w:r>
+    </w:p>
+    <w:p>
+      <w:pPr>
+        <w:shd w:val="clear" w:color="auto" w:fill="1F1F1F"/>
+        <w:spacing w:after="0" w:line="285" w:lineRule="atLeast"/>
+        <w:rPr>
+          <w:rFonts w:ascii="Consolas" w:eastAsia="Times New Roman" w:hAnsi="Consolas" w:cs="Times New Roman"/>
+          <w:color w:val="CCCCCC"/>
+          <w:sz w:val="21"/>
+          <w:szCs w:val="21"/>
+          <w:lang w:eastAsia="en-IN"/>
+        </w:rPr>
+      </w:pPr>
+      <w:r>
+        <w:rPr>
+          <w:rFonts w:ascii="Consolas" w:eastAsia="Times New Roman" w:hAnsi="Consolas" w:cs="Times New Roman"/>
+          <w:color w:val="CE9178"/>
+          <w:sz w:val="21"/>
+          <w:szCs w:val="21"/>
+          <w:lang w:eastAsia="en-IN"/>
+        </w:rPr>
+        <w:t>                 cd /mnt</w:t>
+      </w:r>
+    </w:p>
+    <w:p>
+      <w:pPr>
+        <w:shd w:val="clear" w:color="auto" w:fill="1F1F1F"/>
+        <w:spacing w:after="0" w:line="285" w:lineRule="atLeast"/>
+        <w:rPr>
+          <w:rFonts w:ascii="Consolas" w:eastAsia="Times New Roman" w:hAnsi="Consolas" w:cs="Times New Roman"/>
+          <w:color w:val="CCCCCC"/>
+          <w:sz w:val="21"/>
+          <w:szCs w:val="21"/>
+          <w:lang w:eastAsia="en-IN"/>
+        </w:rPr>
+      </w:pPr>
+      <w:r>
+        <w:rPr>
+          <w:rFonts w:ascii="Consolas" w:eastAsia="Times New Roman" w:hAnsi="Consolas" w:cs="Times New Roman"/>
+          <w:color w:val="CE9178"/>
+          <w:sz w:val="21"/>
+          <w:szCs w:val="21"/>
+          <w:lang w:eastAsia="en-IN"/>
+        </w:rPr>
+        <w:t>                 rm -rf docker</w:t>
+      </w:r>
+    </w:p>
+    <w:p>
+      <w:pPr>
+        <w:shd w:val="clear" w:color="auto" w:fill="1F1F1F"/>
+        <w:spacing w:after="0" w:line="285" w:lineRule="atLeast"/>
+        <w:rPr>
+          <w:rFonts w:ascii="Consolas" w:eastAsia="Times New Roman" w:hAnsi="Consolas" w:cs="Times New Roman"/>
+          <w:color w:val="CCCCCC"/>
+          <w:sz w:val="21"/>
+          <w:szCs w:val="21"/>
+          <w:lang w:eastAsia="en-IN"/>
+        </w:rPr>
+      </w:pPr>
+      <w:r>
+        <w:rPr>
+          <w:rFonts w:ascii="Consolas" w:eastAsia="Times New Roman" w:hAnsi="Consolas" w:cs="Times New Roman"/>
+          <w:color w:val="CE9178"/>
+          <w:sz w:val="21"/>
+          <w:szCs w:val="21"/>
+          <w:lang w:eastAsia="en-IN"/>
+        </w:rPr>
+        <w:t>                git clone 'https://github.com/tusharchavan412/docker.git' -b 2024Q2</w:t>
+      </w:r>
+    </w:p>
+    <w:p>
+      <w:pPr>
+        <w:shd w:val="clear" w:color="auto" w:fill="1F1F1F"/>
+        <w:spacing w:after="0" w:line="285" w:lineRule="atLeast"/>
+        <w:rPr>
+          <w:rFonts w:ascii="Consolas" w:eastAsia="Times New Roman" w:hAnsi="Consolas" w:cs="Times New Roman"/>
+          <w:color w:val="CCCCCC"/>
+          <w:sz w:val="21"/>
+          <w:szCs w:val="21"/>
+          <w:lang w:eastAsia="en-IN"/>
+        </w:rPr>
+      </w:pPr>
+      <w:r>
+        <w:rPr>
+          <w:rFonts w:ascii="Consolas" w:eastAsia="Times New Roman" w:hAnsi="Consolas" w:cs="Times New Roman"/>
+          <w:color w:val="CE9178"/>
+          <w:sz w:val="21"/>
+          <w:szCs w:val="21"/>
+          <w:lang w:eastAsia="en-IN"/>
+        </w:rPr>
+        <w:t>                 docker cp /mnt/docker/index.html fbe40454c4f7:/usr/local/apache2/htdocs</w:t>
+      </w:r>
+    </w:p>
+    <w:p>
+      <w:pPr>
+        <w:shd w:val="clear" w:color="auto" w:fill="1F1F1F"/>
+        <w:spacing w:after="0" w:line="285" w:lineRule="atLeast"/>
+        <w:rPr>
+          <w:rFonts w:ascii="Consolas" w:eastAsia="Times New Roman" w:hAnsi="Consolas" w:cs="Times New Roman"/>
+          <w:color w:val="CCCCCC"/>
+          <w:sz w:val="21"/>
+          <w:szCs w:val="21"/>
+          <w:lang w:eastAsia="en-IN"/>
+        </w:rPr>
+      </w:pPr>
+    </w:p>
+    <w:p>
+      <w:pPr>
+        <w:shd w:val="clear" w:color="auto" w:fill="1F1F1F"/>
+        <w:spacing w:after="0" w:line="285" w:lineRule="atLeast"/>
+        <w:rPr>
+          <w:rFonts w:ascii="Consolas" w:eastAsia="Times New Roman" w:hAnsi="Consolas" w:cs="Times New Roman"/>
+          <w:color w:val="CCCCCC"/>
+          <w:sz w:val="21"/>
+          <w:szCs w:val="21"/>
+          <w:lang w:eastAsia="en-IN"/>
+        </w:rPr>
+      </w:pPr>
+      <w:r>
+        <w:rPr>
+          <w:rFonts w:ascii="Consolas" w:eastAsia="Times New Roman" w:hAnsi="Consolas" w:cs="Times New Roman"/>
+          <w:color w:val="CE9178"/>
+          <w:sz w:val="21"/>
+          <w:szCs w:val="21"/>
+          <w:lang w:eastAsia="en-IN"/>
+        </w:rPr>
+        <w:t>            '''</w:t>
+      </w:r>
+    </w:p>
+    <w:p>
+      <w:pPr>
+        <w:shd w:val="clear" w:color="auto" w:fill="1F1F1F"/>
+        <w:spacing w:after="0" w:line="285" w:lineRule="atLeast"/>
+        <w:rPr>
+          <w:rFonts w:ascii="Consolas" w:eastAsia="Times New Roman" w:hAnsi="Consolas" w:cs="Times New Roman"/>
+          <w:color w:val="CCCCCC"/>
+          <w:sz w:val="21"/>
+          <w:szCs w:val="21"/>
+          <w:lang w:eastAsia="en-IN"/>
+        </w:rPr>
+      </w:pPr>
+      <w:r>
+        <w:rPr>
+          <w:rFonts w:ascii="Consolas" w:eastAsia="Times New Roman" w:hAnsi="Consolas" w:cs="Times New Roman"/>
+          <w:color w:val="CCCCCC"/>
+          <w:sz w:val="21"/>
+          <w:szCs w:val="21"/>
+          <w:lang w:eastAsia="en-IN"/>
+        </w:rPr>
+        <w:t>            }</w:t>
+      </w:r>
+    </w:p>
+    <w:p>
+      <w:pPr>
+        <w:shd w:val="clear" w:color="auto" w:fill="1F1F1F"/>
+        <w:spacing w:after="0" w:line="285" w:lineRule="atLeast"/>
+        <w:rPr>
+          <w:rFonts w:ascii="Consolas" w:eastAsia="Times New Roman" w:hAnsi="Consolas" w:cs="Times New Roman"/>
+          <w:color w:val="CCCCCC"/>
+          <w:sz w:val="21"/>
+          <w:szCs w:val="21"/>
+          <w:lang w:eastAsia="en-IN"/>
+        </w:rPr>
+      </w:pPr>
+      <w:r>
+        <w:rPr>
+          <w:rFonts w:ascii="Consolas" w:eastAsia="Times New Roman" w:hAnsi="Consolas" w:cs="Times New Roman"/>
+          <w:color w:val="CCCCCC"/>
+          <w:sz w:val="21"/>
+          <w:szCs w:val="21"/>
+          <w:lang w:eastAsia="en-IN"/>
+        </w:rPr>
+        <w:t>        }</w:t>
+      </w:r>
+    </w:p>
+    <w:p>
+      <w:pPr>
+        <w:shd w:val="clear" w:color="auto" w:fill="1F1F1F"/>
+        <w:spacing w:after="0" w:line="285" w:lineRule="atLeast"/>
+        <w:rPr>
+          <w:rFonts w:ascii="Consolas" w:eastAsia="Times New Roman" w:hAnsi="Consolas" w:cs="Times New Roman"/>
+          <w:color w:val="CCCCCC"/>
+          <w:sz w:val="21"/>
+          <w:szCs w:val="21"/>
+          <w:lang w:eastAsia="en-IN"/>
+        </w:rPr>
+      </w:pPr>
+      <w:r>
+        <w:rPr>
+          <w:rFonts w:ascii="Consolas" w:eastAsia="Times New Roman" w:hAnsi="Consolas" w:cs="Times New Roman"/>
+          <w:color w:val="CCCCCC"/>
+          <w:sz w:val="21"/>
+          <w:szCs w:val="21"/>
+          <w:lang w:eastAsia="en-IN"/>
+        </w:rPr>
+        <w:t xml:space="preserve">    }   </w:t>
+      </w:r>
+    </w:p>
+    <w:p>
+      <w:pPr>
+        <w:shd w:val="clear" w:color="auto" w:fill="1F1F1F"/>
+        <w:spacing w:after="0" w:line="285" w:lineRule="atLeast"/>
+        <w:rPr>
+          <w:rFonts w:ascii="Consolas" w:eastAsia="Times New Roman" w:hAnsi="Consolas" w:cs="Times New Roman"/>
+          <w:color w:val="CCCCCC"/>
+          <w:sz w:val="21"/>
+          <w:szCs w:val="21"/>
+          <w:lang w:eastAsia="en-IN"/>
+        </w:rPr>
+      </w:pPr>
+      <w:r>
+        <w:rPr>
+          <w:rFonts w:ascii="Consolas" w:eastAsia="Times New Roman" w:hAnsi="Consolas" w:cs="Times New Roman"/>
+          <w:color w:val="CCCCCC"/>
+          <w:sz w:val="21"/>
+          <w:szCs w:val="21"/>
+          <w:lang w:eastAsia="en-IN"/>
+        </w:rPr>
+        <w:lastRenderedPageBreak/>
+        <w:t>}</w:t>
+      </w:r>
+    </w:p>
+    <w:p>
+      <w:pPr>
+        <w:rPr>
+          <w:lang w:val="en-US"/>
+        </w:rPr>
+      </w:pPr>
+    </w:p>
+    <w:p>
+      <w:pPr>
+        <w:rPr>
+          <w:lang w:val="en-US"/>
+        </w:rPr>
+      </w:pPr>
+    </w:p>
+    <w:p>
+      <w:pPr>
+        <w:rPr>
+          <w:lang w:val="en-US"/>
+        </w:rPr>
+      </w:pPr>
+      <w:r>
+        <w:rPr>
+          <w:lang w:val="en-US"/>
+        </w:rPr>
+        <w:t>Build the jobs</w:t>
+      </w:r>
+    </w:p>
+    <w:p>
+      <w:pPr>
+        <w:rPr>
+          <w:lang w:val="en-US"/>
+        </w:rPr>
+      </w:pPr>
+      <w:r>
+        <w:rPr>
+          <w:lang w:val="en-US"/>
+        </w:rPr>
+        <w:t>Hit Ip address :- http://</w:t>
+      </w:r>
+      <w:r>
+        <w:t xml:space="preserve"> </w:t>
+      </w:r>
+      <w:r>
+        <w:rPr>
+          <w:lang w:val="en-US"/>
+        </w:rPr>
+        <w:t>65.0.178.240:9</w:t>
+      </w:r>
+      <w:r>
+        <w:rPr>
+          <w:lang w:val="en-US"/>
+        </w:rPr>
+        <w:t>0</w:t>
+      </w:r>
+      <w:r>
+        <w:rPr>
+          <w:lang w:val="en-US"/>
+        </w:rPr>
+        <w:t>/</w:t>
+      </w:r>
+    </w:p>
+    <w:p>
+      <w:pPr>
+        <w:rPr>
+          <w:lang w:val="en-US"/>
+        </w:rPr>
+      </w:pPr>
+    </w:p>
+    <w:p>
+      <w:pPr>
+        <w:rPr>
+          <w:lang w:val="en-US"/>
+        </w:rPr>
+      </w:pPr>
+      <w:r>
+        <w:rPr>
+          <w:lang w:val="en-US"/>
+        </w:rPr>
+        <w:t>Output</w:t>
+      </w:r>
+    </w:p>
+    <w:p>
+      <w:pPr>
+        <w:rPr>
+          <w:lang w:val="en-US"/>
+        </w:rPr>
+      </w:pPr>
+    </w:p>
+    <w:p>
+      <w:pPr>
+        <w:rPr>
+          <w:lang w:val="en-US"/>
+        </w:rPr>
+      </w:pPr>
+      <w:r>
+        <w:rPr>
+          <w:lang w:val="en-US"/>
+        </w:rPr>
+        <w:drawing>
+          <wp:inline distT="0" distB="0" distL="0" distR="0" wp14:anchorId="2389422E" wp14:editId="10FCB092">
+            <wp:extent cx="5731510" cy="1518920"/>
+            <wp:effectExtent l="0" t="0" r="2540" b="5080"/>
+            <wp:docPr id="17" name="Picture 17"/>
+            <wp:cNvGraphicFramePr>
+              <a:graphicFrameLocks xmlns:a="http://schemas.openxmlformats.org/drawingml/2006/main" noChangeAspect="1"/>
+            </wp:cNvGraphicFramePr>
+            <a:graphic xmlns:a="http://schemas.openxmlformats.org/drawingml/2006/main">
+              <a:graphicData uri="http://schemas.openxmlformats.org/drawingml/2006/picture">
+                <pic:pic xmlns:pic="http://schemas.openxmlformats.org/drawingml/2006/picture">
+                  <pic:nvPicPr>
+                    <pic:cNvPr id="1" name=""/>
+                    <pic:cNvPicPr/>
+                  </pic:nvPicPr>
+                  <pic:blipFill>
+                    <a:blip r:embed="rId25"/>
+                    <a:stretch>
+                      <a:fillRect/>
+                    </a:stretch>
+                  </pic:blipFill>
+                  <pic:spPr>
+                    <a:xfrm>
+                      <a:off x="0" y="0"/>
+                      <a:ext cx="5731510" cy="1518920"/>
+                    </a:xfrm>
+                    <a:prstGeom prst="rect">
+                      <a:avLst/>
+                    </a:prstGeom>
+                  </pic:spPr>
+                </pic:pic>
+              </a:graphicData>
+            </a:graphic>
+          </wp:inline>
+        </w:drawing>
+      </w:r>
+    </w:p>
+    <w:p>
+      <w:pPr>
+        <w:rPr>
+          <w:lang w:val="en-US"/>
+        </w:rPr>
+      </w:pPr>
+    </w:p>
+    <w:p>
+      <w:pPr>
+        <w:rPr>
+          <w:lang w:val="en-US"/>
+        </w:rPr>
+      </w:pPr>
+    </w:p>
+    <w:p>
+      <w:pPr>
+        <w:rPr>
+          <w:lang w:val="en-US"/>
+        </w:rPr>
+      </w:pPr>
+      <w:r>
+        <w:rPr>
+          <w:lang w:val="en-US"/>
+        </w:rPr>
+        <w:t>3</w:t>
+      </w:r>
+      <w:r>
+        <w:rPr>
+          <w:vertAlign w:val="superscript"/>
+          <w:lang w:val="en-US"/>
+        </w:rPr>
+        <w:t>rd</w:t>
+      </w:r>
+      <w:r>
+        <w:rPr>
+          <w:lang w:val="en-US"/>
+        </w:rPr>
+        <w:t xml:space="preserve"> Job </w:t>
+      </w:r>
+    </w:p>
+    <w:p>
+      <w:pPr>
+        <w:rPr>
+          <w:lang w:val="en-US"/>
+        </w:rPr>
+      </w:pPr>
+    </w:p>
+    <w:p>
+      <w:pPr>
+        <w:shd w:val="clear" w:color="auto" w:fill="1F1F1F"/>
+        <w:spacing w:after="0" w:line="285" w:lineRule="atLeast"/>
+        <w:rPr>
+          <w:rFonts w:ascii="Consolas" w:eastAsia="Times New Roman" w:hAnsi="Consolas" w:cs="Times New Roman"/>
+          <w:color w:val="CCCCCC"/>
+          <w:sz w:val="21"/>
+          <w:szCs w:val="21"/>
+          <w:lang w:eastAsia="en-IN"/>
+        </w:rPr>
+      </w:pPr>
+      <w:r>
+        <w:rPr>
+          <w:rFonts w:ascii="Consolas" w:eastAsia="Times New Roman" w:hAnsi="Consolas" w:cs="Times New Roman"/>
+          <w:color w:val="CCCCCC"/>
+          <w:sz w:val="21"/>
+          <w:szCs w:val="21"/>
+          <w:lang w:eastAsia="en-IN"/>
+        </w:rPr>
+        <w:t>pipeline{</w:t>
+      </w:r>
+    </w:p>
+    <w:p>
+      <w:pPr>
+        <w:shd w:val="clear" w:color="auto" w:fill="1F1F1F"/>
+        <w:spacing w:after="0" w:line="285" w:lineRule="atLeast"/>
+        <w:rPr>
+          <w:rFonts w:ascii="Consolas" w:eastAsia="Times New Roman" w:hAnsi="Consolas" w:cs="Times New Roman"/>
+          <w:color w:val="CCCCCC"/>
+          <w:sz w:val="21"/>
+          <w:szCs w:val="21"/>
+          <w:lang w:eastAsia="en-IN"/>
+        </w:rPr>
+      </w:pPr>
+      <w:r>
+        <w:rPr>
+          <w:rFonts w:ascii="Consolas" w:eastAsia="Times New Roman" w:hAnsi="Consolas" w:cs="Times New Roman"/>
+          <w:color w:val="CCCCCC"/>
+          <w:sz w:val="21"/>
+          <w:szCs w:val="21"/>
+          <w:lang w:eastAsia="en-IN"/>
+        </w:rPr>
+        <w:t>    agent{</w:t>
+      </w:r>
+    </w:p>
+    <w:p>
+      <w:pPr>
+        <w:shd w:val="clear" w:color="auto" w:fill="1F1F1F"/>
+        <w:spacing w:after="0" w:line="285" w:lineRule="atLeast"/>
+        <w:rPr>
+          <w:rFonts w:ascii="Consolas" w:eastAsia="Times New Roman" w:hAnsi="Consolas" w:cs="Times New Roman"/>
+          <w:color w:val="CCCCCC"/>
+          <w:sz w:val="21"/>
+          <w:szCs w:val="21"/>
+          <w:lang w:eastAsia="en-IN"/>
+        </w:rPr>
+      </w:pPr>
+      <w:r>
+        <w:rPr>
+          <w:rFonts w:ascii="Consolas" w:eastAsia="Times New Roman" w:hAnsi="Consolas" w:cs="Times New Roman"/>
+          <w:color w:val="CCCCCC"/>
+          <w:sz w:val="21"/>
+          <w:szCs w:val="21"/>
+          <w:lang w:eastAsia="en-IN"/>
+        </w:rPr>
+        <w:t>    label{</w:t>
+      </w:r>
+    </w:p>
+    <w:p>
+      <w:pPr>
+        <w:shd w:val="clear" w:color="auto" w:fill="1F1F1F"/>
+        <w:spacing w:after="0" w:line="285" w:lineRule="atLeast"/>
+        <w:rPr>
+          <w:rFonts w:ascii="Consolas" w:eastAsia="Times New Roman" w:hAnsi="Consolas" w:cs="Times New Roman"/>
+          <w:color w:val="CCCCCC"/>
+          <w:sz w:val="21"/>
+          <w:szCs w:val="21"/>
+          <w:lang w:eastAsia="en-IN"/>
+        </w:rPr>
+      </w:pPr>
+      <w:r>
+        <w:rPr>
+          <w:rFonts w:ascii="Consolas" w:eastAsia="Times New Roman" w:hAnsi="Consolas" w:cs="Times New Roman"/>
+          <w:color w:val="CCCCCC"/>
+          <w:sz w:val="21"/>
+          <w:szCs w:val="21"/>
+          <w:lang w:eastAsia="en-IN"/>
+        </w:rPr>
+        <w:t xml:space="preserve">        label </w:t>
+      </w:r>
+      <w:r>
+        <w:rPr>
+          <w:rFonts w:ascii="Consolas" w:eastAsia="Times New Roman" w:hAnsi="Consolas" w:cs="Times New Roman"/>
+          <w:color w:val="CE9178"/>
+          <w:sz w:val="21"/>
+          <w:szCs w:val="21"/>
+          <w:lang w:eastAsia="en-IN"/>
+        </w:rPr>
+        <w:t>"built-in"</w:t>
+      </w:r>
+    </w:p>
+    <w:p>
+      <w:pPr>
+        <w:shd w:val="clear" w:color="auto" w:fill="1F1F1F"/>
+        <w:spacing w:after="0" w:line="285" w:lineRule="atLeast"/>
+        <w:rPr>
+          <w:rFonts w:ascii="Consolas" w:eastAsia="Times New Roman" w:hAnsi="Consolas" w:cs="Times New Roman"/>
+          <w:color w:val="CCCCCC"/>
+          <w:sz w:val="21"/>
+          <w:szCs w:val="21"/>
+          <w:lang w:eastAsia="en-IN"/>
+        </w:rPr>
+      </w:pPr>
+      <w:r>
+        <w:rPr>
+          <w:rFonts w:ascii="Consolas" w:eastAsia="Times New Roman" w:hAnsi="Consolas" w:cs="Times New Roman"/>
+          <w:color w:val="CCCCCC"/>
+          <w:sz w:val="21"/>
+          <w:szCs w:val="21"/>
+          <w:lang w:eastAsia="en-IN"/>
+        </w:rPr>
+        <w:t>    }</w:t>
+      </w:r>
+    </w:p>
+    <w:p>
+      <w:pPr>
+        <w:shd w:val="clear" w:color="auto" w:fill="1F1F1F"/>
+        <w:spacing w:after="0" w:line="285" w:lineRule="atLeast"/>
+        <w:rPr>
+          <w:rFonts w:ascii="Consolas" w:eastAsia="Times New Roman" w:hAnsi="Consolas" w:cs="Times New Roman"/>
+          <w:color w:val="CCCCCC"/>
+          <w:sz w:val="21"/>
+          <w:szCs w:val="21"/>
+          <w:lang w:eastAsia="en-IN"/>
+        </w:rPr>
+      </w:pPr>
+      <w:r>
+        <w:rPr>
+          <w:rFonts w:ascii="Consolas" w:eastAsia="Times New Roman" w:hAnsi="Consolas" w:cs="Times New Roman"/>
+          <w:color w:val="CCCCCC"/>
+          <w:sz w:val="21"/>
+          <w:szCs w:val="21"/>
+          <w:lang w:eastAsia="en-IN"/>
+        </w:rPr>
+        <w:t>    }</w:t>
+      </w:r>
+    </w:p>
+    <w:p>
+      <w:pPr>
+        <w:shd w:val="clear" w:color="auto" w:fill="1F1F1F"/>
+        <w:spacing w:after="0" w:line="285" w:lineRule="atLeast"/>
+        <w:rPr>
+          <w:rFonts w:ascii="Consolas" w:eastAsia="Times New Roman" w:hAnsi="Consolas" w:cs="Times New Roman"/>
+          <w:color w:val="CCCCCC"/>
+          <w:sz w:val="21"/>
+          <w:szCs w:val="21"/>
+          <w:lang w:eastAsia="en-IN"/>
+        </w:rPr>
+      </w:pPr>
+      <w:r>
+        <w:rPr>
+          <w:rFonts w:ascii="Consolas" w:eastAsia="Times New Roman" w:hAnsi="Consolas" w:cs="Times New Roman"/>
+          <w:color w:val="CCCCCC"/>
+          <w:sz w:val="21"/>
+          <w:szCs w:val="21"/>
+          <w:lang w:eastAsia="en-IN"/>
+        </w:rPr>
+        <w:t>    stages{</w:t>
+      </w:r>
+    </w:p>
+    <w:p>
+      <w:pPr>
+        <w:shd w:val="clear" w:color="auto" w:fill="1F1F1F"/>
+        <w:spacing w:after="0" w:line="285" w:lineRule="atLeast"/>
+        <w:rPr>
+          <w:rFonts w:ascii="Consolas" w:eastAsia="Times New Roman" w:hAnsi="Consolas" w:cs="Times New Roman"/>
+          <w:color w:val="CCCCCC"/>
+          <w:sz w:val="21"/>
+          <w:szCs w:val="21"/>
+          <w:lang w:eastAsia="en-IN"/>
+        </w:rPr>
+      </w:pPr>
+      <w:r>
+        <w:rPr>
+          <w:rFonts w:ascii="Consolas" w:eastAsia="Times New Roman" w:hAnsi="Consolas" w:cs="Times New Roman"/>
+          <w:color w:val="CCCCCC"/>
+          <w:sz w:val="21"/>
+          <w:szCs w:val="21"/>
+          <w:lang w:eastAsia="en-IN"/>
+        </w:rPr>
+        <w:t>        stage(</w:t>
+      </w:r>
+      <w:r>
+        <w:rPr>
+          <w:rFonts w:ascii="Consolas" w:eastAsia="Times New Roman" w:hAnsi="Consolas" w:cs="Times New Roman"/>
+          <w:color w:val="CE9178"/>
+          <w:sz w:val="21"/>
+          <w:szCs w:val="21"/>
+          <w:lang w:eastAsia="en-IN"/>
+        </w:rPr>
+        <w:t>"Git Clone"</w:t>
+      </w:r>
+      <w:r>
+        <w:rPr>
+          <w:rFonts w:ascii="Consolas" w:eastAsia="Times New Roman" w:hAnsi="Consolas" w:cs="Times New Roman"/>
+          <w:color w:val="CCCCCC"/>
+          <w:sz w:val="21"/>
+          <w:szCs w:val="21"/>
+          <w:lang w:eastAsia="en-IN"/>
+        </w:rPr>
+        <w:t>){</w:t>
+      </w:r>
+    </w:p>
+    <w:p>
+      <w:pPr>
+        <w:shd w:val="clear" w:color="auto" w:fill="1F1F1F"/>
+        <w:spacing w:after="0" w:line="285" w:lineRule="atLeast"/>
+        <w:rPr>
+          <w:rFonts w:ascii="Consolas" w:eastAsia="Times New Roman" w:hAnsi="Consolas" w:cs="Times New Roman"/>
+          <w:color w:val="CCCCCC"/>
+          <w:sz w:val="21"/>
+          <w:szCs w:val="21"/>
+          <w:lang w:eastAsia="en-IN"/>
+        </w:rPr>
+      </w:pPr>
+      <w:r>
+        <w:rPr>
+          <w:rFonts w:ascii="Consolas" w:eastAsia="Times New Roman" w:hAnsi="Consolas" w:cs="Times New Roman"/>
+          <w:color w:val="CCCCCC"/>
+          <w:sz w:val="21"/>
+          <w:szCs w:val="21"/>
+          <w:lang w:eastAsia="en-IN"/>
+        </w:rPr>
+        <w:t>            steps{</w:t>
+      </w:r>
+    </w:p>
+    <w:p>
+      <w:pPr>
+        <w:shd w:val="clear" w:color="auto" w:fill="1F1F1F"/>
+        <w:spacing w:after="0" w:line="285" w:lineRule="atLeast"/>
+        <w:rPr>
+          <w:rFonts w:ascii="Consolas" w:eastAsia="Times New Roman" w:hAnsi="Consolas" w:cs="Times New Roman"/>
+          <w:color w:val="CCCCCC"/>
+          <w:sz w:val="21"/>
+          <w:szCs w:val="21"/>
+          <w:lang w:eastAsia="en-IN"/>
+        </w:rPr>
+      </w:pPr>
+      <w:r>
+        <w:rPr>
+          <w:rFonts w:ascii="Consolas" w:eastAsia="Times New Roman" w:hAnsi="Consolas" w:cs="Times New Roman"/>
+          <w:color w:val="CCCCCC"/>
+          <w:sz w:val="21"/>
+          <w:szCs w:val="21"/>
+          <w:lang w:eastAsia="en-IN"/>
+        </w:rPr>
+        <w:t xml:space="preserve">                sh </w:t>
+      </w:r>
+      <w:r>
+        <w:rPr>
+          <w:rFonts w:ascii="Consolas" w:eastAsia="Times New Roman" w:hAnsi="Consolas" w:cs="Times New Roman"/>
+          <w:color w:val="CE9178"/>
+          <w:sz w:val="21"/>
+          <w:szCs w:val="21"/>
+          <w:lang w:eastAsia="en-IN"/>
+        </w:rPr>
+        <w:t>'''</w:t>
+      </w:r>
+    </w:p>
+    <w:p>
+      <w:pPr>
+        <w:shd w:val="clear" w:color="auto" w:fill="1F1F1F"/>
+        <w:spacing w:after="0" w:line="285" w:lineRule="atLeast"/>
+        <w:rPr>
+          <w:rFonts w:ascii="Consolas" w:eastAsia="Times New Roman" w:hAnsi="Consolas" w:cs="Times New Roman"/>
+          <w:color w:val="CCCCCC"/>
+          <w:sz w:val="21"/>
+          <w:szCs w:val="21"/>
+          <w:lang w:eastAsia="en-IN"/>
+        </w:rPr>
+      </w:pPr>
+      <w:r>
+        <w:rPr>
+          <w:rFonts w:ascii="Consolas" w:eastAsia="Times New Roman" w:hAnsi="Consolas" w:cs="Times New Roman"/>
+          <w:color w:val="CE9178"/>
+          <w:sz w:val="21"/>
+          <w:szCs w:val="21"/>
+          <w:lang w:eastAsia="en-IN"/>
+        </w:rPr>
+        <w:t>                 </w:t>
+      </w:r>
+    </w:p>
+    <w:p>
+      <w:pPr>
+        <w:shd w:val="clear" w:color="auto" w:fill="1F1F1F"/>
+        <w:spacing w:after="0" w:line="285" w:lineRule="atLeast"/>
+        <w:rPr>
+          <w:rFonts w:ascii="Consolas" w:eastAsia="Times New Roman" w:hAnsi="Consolas" w:cs="Times New Roman"/>
+          <w:color w:val="CCCCCC"/>
+          <w:sz w:val="21"/>
+          <w:szCs w:val="21"/>
+          <w:lang w:eastAsia="en-IN"/>
+        </w:rPr>
+      </w:pPr>
+      <w:r>
+        <w:rPr>
+          <w:rFonts w:ascii="Consolas" w:eastAsia="Times New Roman" w:hAnsi="Consolas" w:cs="Times New Roman"/>
+          <w:color w:val="CE9178"/>
+          <w:sz w:val="21"/>
+          <w:szCs w:val="21"/>
+          <w:lang w:eastAsia="en-IN"/>
+        </w:rPr>
+        <w:t>                 cd /mnt</w:t>
+      </w:r>
+    </w:p>
+    <w:p>
+      <w:pPr>
+        <w:shd w:val="clear" w:color="auto" w:fill="1F1F1F"/>
+        <w:spacing w:after="0" w:line="285" w:lineRule="atLeast"/>
+        <w:rPr>
+          <w:rFonts w:ascii="Consolas" w:eastAsia="Times New Roman" w:hAnsi="Consolas" w:cs="Times New Roman"/>
+          <w:color w:val="CCCCCC"/>
+          <w:sz w:val="21"/>
+          <w:szCs w:val="21"/>
+          <w:lang w:eastAsia="en-IN"/>
+        </w:rPr>
+      </w:pPr>
+      <w:r>
+        <w:rPr>
+          <w:rFonts w:ascii="Consolas" w:eastAsia="Times New Roman" w:hAnsi="Consolas" w:cs="Times New Roman"/>
+          <w:color w:val="CE9178"/>
+          <w:sz w:val="21"/>
+          <w:szCs w:val="21"/>
+          <w:lang w:eastAsia="en-IN"/>
+        </w:rPr>
+        <w:t>                 rm -rf docker</w:t>
+      </w:r>
+    </w:p>
+    <w:p>
+      <w:pPr>
+        <w:shd w:val="clear" w:color="auto" w:fill="1F1F1F"/>
+        <w:spacing w:after="0" w:line="285" w:lineRule="atLeast"/>
+        <w:rPr>
+          <w:rFonts w:ascii="Consolas" w:eastAsia="Times New Roman" w:hAnsi="Consolas" w:cs="Times New Roman"/>
+          <w:color w:val="CCCCCC"/>
+          <w:sz w:val="21"/>
+          <w:szCs w:val="21"/>
+          <w:lang w:eastAsia="en-IN"/>
+        </w:rPr>
+      </w:pPr>
+      <w:r>
+        <w:rPr>
+          <w:rFonts w:ascii="Consolas" w:eastAsia="Times New Roman" w:hAnsi="Consolas" w:cs="Times New Roman"/>
+          <w:color w:val="CE9178"/>
+          <w:sz w:val="21"/>
+          <w:szCs w:val="21"/>
+          <w:lang w:eastAsia="en-IN"/>
+        </w:rPr>
+        <w:t>                git clone 'https://github.com/tusharchavan412/docker.git' -b 2024Q3</w:t>
+      </w:r>
+    </w:p>
+    <w:p>
+      <w:pPr>
+        <w:shd w:val="clear" w:color="auto" w:fill="1F1F1F"/>
+        <w:spacing w:after="0" w:line="285" w:lineRule="atLeast"/>
+        <w:rPr>
+          <w:rFonts w:ascii="Consolas" w:eastAsia="Times New Roman" w:hAnsi="Consolas" w:cs="Times New Roman"/>
+          <w:color w:val="CCCCCC"/>
+          <w:sz w:val="21"/>
+          <w:szCs w:val="21"/>
+          <w:lang w:eastAsia="en-IN"/>
+        </w:rPr>
+      </w:pPr>
+      <w:r>
+        <w:rPr>
+          <w:rFonts w:ascii="Consolas" w:eastAsia="Times New Roman" w:hAnsi="Consolas" w:cs="Times New Roman"/>
+          <w:color w:val="CE9178"/>
+          <w:sz w:val="21"/>
+          <w:szCs w:val="21"/>
+          <w:lang w:eastAsia="en-IN"/>
+        </w:rPr>
+        <w:t>                 docker cp /mnt/docker/index.html fb6eb4c18babed:/usr/local/apache2/htdocs</w:t>
+      </w:r>
+    </w:p>
+    <w:p>
+      <w:pPr>
+        <w:shd w:val="clear" w:color="auto" w:fill="1F1F1F"/>
+        <w:spacing w:after="0" w:line="285" w:lineRule="atLeast"/>
+        <w:rPr>
+          <w:rFonts w:ascii="Consolas" w:eastAsia="Times New Roman" w:hAnsi="Consolas" w:cs="Times New Roman"/>
+          <w:color w:val="CCCCCC"/>
+          <w:sz w:val="21"/>
+          <w:szCs w:val="21"/>
+          <w:lang w:eastAsia="en-IN"/>
+        </w:rPr>
+      </w:pPr>
+    </w:p>
+    <w:p>
+      <w:pPr>
+        <w:shd w:val="clear" w:color="auto" w:fill="1F1F1F"/>
+        <w:spacing w:after="0" w:line="285" w:lineRule="atLeast"/>
+        <w:rPr>
+          <w:rFonts w:ascii="Consolas" w:eastAsia="Times New Roman" w:hAnsi="Consolas" w:cs="Times New Roman"/>
+          <w:color w:val="CCCCCC"/>
+          <w:sz w:val="21"/>
+          <w:szCs w:val="21"/>
+          <w:lang w:eastAsia="en-IN"/>
+        </w:rPr>
+      </w:pPr>
+      <w:r>
+        <w:rPr>
+          <w:rFonts w:ascii="Consolas" w:eastAsia="Times New Roman" w:hAnsi="Consolas" w:cs="Times New Roman"/>
+          <w:color w:val="CE9178"/>
+          <w:sz w:val="21"/>
+          <w:szCs w:val="21"/>
+          <w:lang w:eastAsia="en-IN"/>
+        </w:rPr>
+        <w:t>            '''</w:t>
+      </w:r>
+    </w:p>
+    <w:p>
+      <w:pPr>
+        <w:shd w:val="clear" w:color="auto" w:fill="1F1F1F"/>
+        <w:spacing w:after="0" w:line="285" w:lineRule="atLeast"/>
+        <w:rPr>
+          <w:rFonts w:ascii="Consolas" w:eastAsia="Times New Roman" w:hAnsi="Consolas" w:cs="Times New Roman"/>
+          <w:color w:val="CCCCCC"/>
+          <w:sz w:val="21"/>
+          <w:szCs w:val="21"/>
+          <w:lang w:eastAsia="en-IN"/>
+        </w:rPr>
+      </w:pPr>
+      <w:r>
+        <w:rPr>
+          <w:rFonts w:ascii="Consolas" w:eastAsia="Times New Roman" w:hAnsi="Consolas" w:cs="Times New Roman"/>
+          <w:color w:val="CCCCCC"/>
+          <w:sz w:val="21"/>
+          <w:szCs w:val="21"/>
+          <w:lang w:eastAsia="en-IN"/>
+        </w:rPr>
+        <w:t>            }</w:t>
+      </w:r>
+    </w:p>
+    <w:p>
+      <w:pPr>
+        <w:shd w:val="clear" w:color="auto" w:fill="1F1F1F"/>
+        <w:spacing w:after="0" w:line="285" w:lineRule="atLeast"/>
+        <w:rPr>
+          <w:rFonts w:ascii="Consolas" w:eastAsia="Times New Roman" w:hAnsi="Consolas" w:cs="Times New Roman"/>
+          <w:color w:val="CCCCCC"/>
+          <w:sz w:val="21"/>
+          <w:szCs w:val="21"/>
+          <w:lang w:eastAsia="en-IN"/>
+        </w:rPr>
+      </w:pPr>
+      <w:r>
+        <w:rPr>
+          <w:rFonts w:ascii="Consolas" w:eastAsia="Times New Roman" w:hAnsi="Consolas" w:cs="Times New Roman"/>
+          <w:color w:val="CCCCCC"/>
+          <w:sz w:val="21"/>
+          <w:szCs w:val="21"/>
+          <w:lang w:eastAsia="en-IN"/>
+        </w:rPr>
+        <w:t>        }</w:t>
+      </w:r>
+    </w:p>
+    <w:p>
+      <w:pPr>
+        <w:shd w:val="clear" w:color="auto" w:fill="1F1F1F"/>
+        <w:spacing w:after="0" w:line="285" w:lineRule="atLeast"/>
+        <w:rPr>
+          <w:rFonts w:ascii="Consolas" w:eastAsia="Times New Roman" w:hAnsi="Consolas" w:cs="Times New Roman"/>
+          <w:color w:val="CCCCCC"/>
+          <w:sz w:val="21"/>
+          <w:szCs w:val="21"/>
+          <w:lang w:eastAsia="en-IN"/>
+        </w:rPr>
+      </w:pPr>
+      <w:r>
+        <w:rPr>
+          <w:rFonts w:ascii="Consolas" w:eastAsia="Times New Roman" w:hAnsi="Consolas" w:cs="Times New Roman"/>
+          <w:color w:val="CCCCCC"/>
+          <w:sz w:val="21"/>
+          <w:szCs w:val="21"/>
+          <w:lang w:eastAsia="en-IN"/>
+        </w:rPr>
+        <w:lastRenderedPageBreak/>
+        <w:t xml:space="preserve">    }   </w:t>
+      </w:r>
+    </w:p>
+    <w:p>
+      <w:pPr>
+        <w:shd w:val="clear" w:color="auto" w:fill="1F1F1F"/>
+        <w:spacing w:after="0" w:line="285" w:lineRule="atLeast"/>
+        <w:rPr>
+          <w:rFonts w:ascii="Consolas" w:eastAsia="Times New Roman" w:hAnsi="Consolas" w:cs="Times New Roman"/>
+          <w:color w:val="CCCCCC"/>
+          <w:sz w:val="21"/>
+          <w:szCs w:val="21"/>
+          <w:lang w:eastAsia="en-IN"/>
+        </w:rPr>
+      </w:pPr>
+      <w:r>
+        <w:rPr>
+          <w:rFonts w:ascii="Consolas" w:eastAsia="Times New Roman" w:hAnsi="Consolas" w:cs="Times New Roman"/>
+          <w:color w:val="CCCCCC"/>
+          <w:sz w:val="21"/>
+          <w:szCs w:val="21"/>
+          <w:lang w:eastAsia="en-IN"/>
+        </w:rPr>
+        <w:t>}</w:t>
+      </w:r>
+    </w:p>
+    <w:p>
+      <w:pPr>
+        <w:rPr>
+          <w:lang w:val="en-US"/>
+        </w:rPr>
+      </w:pPr>
+    </w:p>
+    <w:p>
+      <w:pPr>
+        <w:rPr>
+          <w:lang w:val="en-US"/>
+        </w:rPr>
+      </w:pPr>
+      <w:r>
+        <w:rPr>
+          <w:lang w:val="en-US"/>
+        </w:rPr>
+        <w:t xml:space="preserve">Build  the job </w:t>
+      </w:r>
+    </w:p>
+    <w:p>
+      <w:pPr>
+        <w:rPr>
+          <w:lang w:val="en-US"/>
+        </w:rPr>
+      </w:pPr>
+    </w:p>
+    <w:p>
+      <w:pPr>
+        <w:rPr>
+          <w:lang w:val="en-US"/>
+        </w:rPr>
+      </w:pPr>
+      <w:r>
+        <w:rPr>
+          <w:lang w:val="en-US"/>
+        </w:rPr>
+        <w:t xml:space="preserve">Hit :- </w:t>
+      </w:r>
+      <w:r>
+        <w:rPr>
+          <w:lang w:val="en-US"/>
+        </w:rPr>
+        <w:t>http://</w:t>
+      </w:r>
+      <w:r>
+        <w:t xml:space="preserve"> </w:t>
+      </w:r>
+      <w:r>
+        <w:rPr>
+          <w:lang w:val="en-US"/>
+        </w:rPr>
+        <w:t>65.0.178.240:9</w:t>
+      </w:r>
+      <w:r>
+        <w:rPr>
+          <w:lang w:val="en-US"/>
+        </w:rPr>
+        <w:t>1</w:t>
+      </w:r>
+      <w:r>
+        <w:rPr>
+          <w:lang w:val="en-US"/>
+        </w:rPr>
+        <w:t>/</w:t>
+      </w:r>
+    </w:p>
+    <w:p>
+      <w:pPr>
+        <w:rPr>
+          <w:lang w:val="en-US"/>
+        </w:rPr>
+      </w:pPr>
+    </w:p>
+    <w:p>
+      <w:pPr>
+        <w:rPr>
+          <w:lang w:val="en-US"/>
+        </w:rPr>
+      </w:pPr>
+      <w:r>
+        <w:rPr>
+          <w:lang w:val="en-US"/>
+        </w:rPr>
+        <w:drawing>
+          <wp:inline distT="0" distB="0" distL="0" distR="0" wp14:anchorId="6E970F03" wp14:editId="4675DD79">
+            <wp:extent cx="5731510" cy="1642110"/>
+            <wp:effectExtent l="0" t="0" r="2540" b="0"/>
+            <wp:docPr id="18" name="Picture 18"/>
+            <wp:cNvGraphicFramePr>
+              <a:graphicFrameLocks xmlns:a="http://schemas.openxmlformats.org/drawingml/2006/main" noChangeAspect="1"/>
+            </wp:cNvGraphicFramePr>
+            <a:graphic xmlns:a="http://schemas.openxmlformats.org/drawingml/2006/main">
+              <a:graphicData uri="http://schemas.openxmlformats.org/drawingml/2006/picture">
+                <pic:pic xmlns:pic="http://schemas.openxmlformats.org/drawingml/2006/picture">
+                  <pic:nvPicPr>
+                    <pic:cNvPr id="1" name=""/>
+                    <pic:cNvPicPr/>
+                  </pic:nvPicPr>
+                  <pic:blipFill>
+                    <a:blip r:embed="rId26"/>
+                    <a:stretch>
+                      <a:fillRect/>
+                    </a:stretch>
+                  </pic:blipFill>
+                  <pic:spPr>
+                    <a:xfrm>
+                      <a:off x="0" y="0"/>
+                      <a:ext cx="5731510" cy="1642110"/>
+                    </a:xfrm>
+                    <a:prstGeom prst="rect">
+                      <a:avLst/>
+                    </a:prstGeom>
+                  </pic:spPr>
+                </pic:pic>
+              </a:graphicData>
+            </a:graphic>
+          </wp:inline>
+        </w:drawing>
+      </w:r>
+    </w:p>
+    <w:p>
+      <w:pPr>
+        <w:rPr>
+          <w:lang w:val="en-US"/>
+        </w:rPr>
+      </w:pPr>
+    </w:p>
+    <w:p>
+      <w:pPr>
+        <w:rPr>
+          <w:lang w:val="en-US"/>
+        </w:rPr>
+      </w:pPr>
+    </w:p>
+    <w:p>
+      <w:pPr>
+        <w:rPr>
+          <w:lang w:val="en-US"/>
+        </w:rPr>
+      </w:pPr>
     </w:p>
     <w:sectPr>
       <w:pgSz w:w="11906" w:h="16838"/>
